--- a/exports/resumes/Sarthak_Data_AI_Resume.docx
+++ b/exports/resumes/Sarthak_Data_AI_Resume.docx
@@ -29,7 +29,7 @@
           <w:color w:val="1E3A8A"/>
           <w:sz w:val="17"/>
         </w:rPr>
-        <w:t>Data &amp; AI Systems Engineer · Machine Learning Practitioner · CTO @ DevQBX</w:t>
+        <w:t>Data &amp; Python Developer | ML Practitioner | Tech Lead @ DevQBX</w:t>
       </w:r>
     </w:p>
     <w:p>
@@ -77,7 +77,7 @@
           <w:color w:val="334155"/>
           <w:sz w:val="17"/>
         </w:rPr>
-        <w:t>3rd-year BCA student at VSICS Kanpur (CSJMU) specializing in real-time data ingestion pipelines, automated NLP classification, and intelligent document processing. Experience deploying deterministic AI scoring rules, OCR extraction pipelines, and high-concurrency relational data models.</w:t>
+        <w:t>3rd-year BCA student at VSICS Kanpur (CSJMU) with hands-on experience in Python data pipelines, automated data extraction, and machine learning models. Built live financial feed processing pipelines in BulkBeat TV and document text extraction systems in DocRoute. Experienced in Python (Pandas, Scikit-learn, TF-IDF), SQL databases, and Linux server environments.</w:t>
       </w:r>
     </w:p>
     <w:p>
@@ -117,7 +117,7 @@
           <w:color w:val="334155"/>
           <w:sz w:val="16"/>
         </w:rPr>
-        <w:t>Python (AsyncIO, NumPy, Pandas, Scikit-learn), SQL, NLP (TF-IDF), Sarvam AI, C, Java</w:t>
+        <w:t>Python (Pandas, NumPy, Scikit-learn), SQL, NLP (TF-IDF), C, Java</w:t>
       </w:r>
     </w:p>
     <w:p>
@@ -131,7 +131,7 @@
           <w:color w:val="0F172A"/>
           <w:sz w:val="16"/>
         </w:rPr>
-        <w:t xml:space="preserve">Data &amp; Pipelines: </w:t>
+        <w:t xml:space="preserve">Data &amp; Backend: </w:t>
       </w:r>
       <w:r>
         <w:rPr>
@@ -139,7 +139,7 @@
           <w:color w:val="334155"/>
           <w:sz w:val="16"/>
         </w:rPr>
-        <w:t>PostgreSQL, SQLite WAL, Redis, Supabase, FastAPI, Tesseract OCR, PyMuPDF, Data Modeling</w:t>
+        <w:t>Python, Django, FastAPI, REST APIs, PostgreSQL, SQLite (WAL mode), Data Modeling</w:t>
       </w:r>
     </w:p>
     <w:p>
@@ -153,7 +153,7 @@
           <w:color w:val="0F172A"/>
           <w:sz w:val="16"/>
         </w:rPr>
-        <w:t xml:space="preserve">Frameworks &amp; Web: </w:t>
+        <w:t xml:space="preserve">Extraction &amp; Tools: </w:t>
       </w:r>
       <w:r>
         <w:rPr>
@@ -161,7 +161,7 @@
           <w:color w:val="334155"/>
           <w:sz w:val="16"/>
         </w:rPr>
-        <w:t>REST APIs, Next.js 16, React 19, WebSockets, APScheduler, Pydantic, JSON Schema</w:t>
+        <w:t>PyMuPDF, Tesseract OCR, Linux (Ubuntu, systemd), Git, GitHub, Docker (basics), Render</w:t>
       </w:r>
     </w:p>
     <w:p>
@@ -175,7 +175,7 @@
           <w:color w:val="0F172A"/>
           <w:sz w:val="16"/>
         </w:rPr>
-        <w:t xml:space="preserve">Tools &amp; Systems: </w:t>
+        <w:t xml:space="preserve">CS Fundamentals: </w:t>
       </w:r>
       <w:r>
         <w:rPr>
@@ -183,7 +183,7 @@
           <w:color w:val="334155"/>
           <w:sz w:val="16"/>
         </w:rPr>
-        <w:t>Docker, Linux VPS, Git/GitHub, Playwright, Render, Systemd, Nginx</w:t>
+        <w:t>Data Structures &amp; Algorithms, Object-Oriented Programming (OOP), DBMS (ACID, Normalization), Operating Systems</w:t>
       </w:r>
     </w:p>
     <w:p>
@@ -216,7 +216,7 @@
           <w:color w:val="0F172A"/>
           <w:sz w:val="17"/>
         </w:rPr>
-        <w:t>Chief Technology Officer (CTO)</w:t>
+        <w:t>Technical Lead &amp; Web Coordinator</w:t>
       </w:r>
       <w:r>
         <w:rPr>
@@ -247,7 +247,7 @@
           <w:color w:val="1F2937"/>
           <w:sz w:val="16"/>
         </w:rPr>
-        <w:t>Directing system architecture for 500+ builder community — engineering standards, hackathon platform (QBX Arena), and API integrations.</w:t>
+        <w:t>Led web development and technical operations for a 500+ student developer community, coordinating project showcases and hackathons.</w:t>
       </w:r>
     </w:p>
     <w:p>
@@ -261,7 +261,7 @@
           <w:color w:val="1F2937"/>
           <w:sz w:val="16"/>
         </w:rPr>
-        <w:t>Overseeing data integrity, automated evaluation pipelines, and tech execution across concurrent initiatives.</w:t>
+        <w:t>Mentored junior students on Python backend fundamentals, relational database design with SQL, and Git collaboration workflows.</w:t>
       </w:r>
     </w:p>
     <w:p>
@@ -307,7 +307,21 @@
           <w:color w:val="1F2937"/>
           <w:sz w:val="16"/>
         </w:rPr>
-        <w:t>Built supervised ML text classification pipelines using TF-IDF and Logistic Regression; optimized credit card fraud detection on imbalanced data. Distinction.</w:t>
+        <w:t>Built text classification models using Python, TF-IDF, and Logistic Regression for SMS Spam Detection.</w:t>
+      </w:r>
+    </w:p>
+    <w:p>
+      <w:pPr>
+        <w:pStyle w:val="ListBullet"/>
+        <w:spacing w:before="0" w:after="20"/>
+      </w:pPr>
+      <w:r>
+        <w:rPr>
+          <w:rFonts w:ascii="Arial" w:hAnsi="Arial"/>
+          <w:color w:val="1F2937"/>
+          <w:sz w:val="16"/>
+        </w:rPr>
+        <w:t>Implemented credit card fraud detection pipelines handling class-imbalanced datasets with Scikit-learn. Distinction.</w:t>
       </w:r>
     </w:p>
     <w:p>
@@ -348,7 +362,7 @@
           <w:color w:val="475569"/>
           <w:sz w:val="16"/>
         </w:rPr>
-        <w:t xml:space="preserve"> — Data Pipeline &amp; AI Systems Lead</w:t>
+        <w:t xml:space="preserve"> — Data Pipeline &amp; Backend Lead</w:t>
       </w:r>
     </w:p>
     <w:p>
@@ -362,7 +376,7 @@
           <w:color w:val="1F2937"/>
           <w:sz w:val="16"/>
         </w:rPr>
-        <w:t>Engineered real-time market data ingestion pipeline in Python AsyncIO scanning 5+ live exchange sources with automated signal extraction.</w:t>
+        <w:t>Engineered a real-time financial market data ingestion pipeline in Python scanning 5+ live exchange feeds with automated signal extraction.</w:t>
       </w:r>
     </w:p>
     <w:p>
@@ -376,7 +390,7 @@
           <w:color w:val="1F2937"/>
           <w:sz w:val="16"/>
         </w:rPr>
-        <w:t>Developed 22-rule deterministic AI scoring model filtering 90%+ market noise to surface high-conviction institutional order flow.</w:t>
+        <w:t>Implemented a deterministic 20+ keyword rule filtering model to eliminate 90%+ market noise and detect high-conviction corporate actions.</w:t>
       </w:r>
     </w:p>
     <w:p>
@@ -390,7 +404,7 @@
           <w:color w:val="1F2937"/>
           <w:sz w:val="16"/>
         </w:rPr>
-        <w:t>Integrated Sarvam AI and Tesseract OCR enrichment routines; scaled to 6,000+ active users and ₹1.11L commercial revenue within months.</w:t>
+        <w:t>Configured SQLite database for subscription and alert tracking; scaled platform to 6,000+ active users and ₹1.11L revenue within months.</w:t>
       </w:r>
     </w:p>
     <w:p>
@@ -405,7 +419,7 @@
           <w:color w:val="0F172A"/>
           <w:sz w:val="17"/>
         </w:rPr>
-        <w:t>SmartGalla — Geospatial Hyperlocal Commerce Platform</w:t>
+        <w:t>College Student Management System (CSMS) — Educational ERP Portal</w:t>
       </w:r>
       <w:r>
         <w:rPr>
@@ -413,7 +427,7 @@
           <w:color w:val="475569"/>
           <w:sz w:val="16"/>
         </w:rPr>
-        <w:t xml:space="preserve"> — Data &amp; Spatial Systems Engineer</w:t>
+        <w:t xml:space="preserve"> — Backend Data Developer · BCA 5th Sem Capstone Project</w:t>
       </w:r>
     </w:p>
     <w:p>
@@ -427,72 +441,7 @@
           <w:color w:val="1F2937"/>
           <w:sz w:val="16"/>
         </w:rPr>
-        <w:t>Implemented Point-in-Polygon spatial clustering and indexing algorithms delivering sub-100ms merchant discovery for retail merchants.</w:t>
-      </w:r>
-    </w:p>
-    <w:p>
-      <w:pPr>
-        <w:pStyle w:val="ListBullet"/>
-        <w:spacing w:before="0" w:after="20"/>
-      </w:pPr>
-      <w:r>
-        <w:rPr>
-          <w:rFonts w:ascii="Arial" w:hAnsi="Arial"/>
-          <w:color w:val="1F2937"/>
-          <w:sz w:val="16"/>
-        </w:rPr>
-        <w:t>Designed multi-tenant relational data pipelines across 50+ PostgreSQL migrations with automated audit ledgers and inventory state tracking.</w:t>
-      </w:r>
-    </w:p>
-    <w:p>
-      <w:pPr>
-        <w:pStyle w:val="ListBullet"/>
-        <w:spacing w:before="0" w:after="20"/>
-      </w:pPr>
-      <w:r>
-        <w:rPr>
-          <w:rFonts w:ascii="Arial" w:hAnsi="Arial"/>
-          <w:color w:val="1F2937"/>
-          <w:sz w:val="16"/>
-        </w:rPr>
-        <w:t>Evaluated pilot metrics across 4–5 local Kirana shops in Kanpur to analyze merchant adoption constraints before sunsetting due to hosting costs.</w:t>
-      </w:r>
-    </w:p>
-    <w:p>
-      <w:pPr>
-        <w:keepNext/>
-        <w:spacing w:before="40" w:after="0"/>
-      </w:pPr>
-      <w:r>
-        <w:rPr>
-          <w:rFonts w:ascii="Arial" w:hAnsi="Arial"/>
-          <w:b/>
-          <w:color w:val="0F172A"/>
-          <w:sz w:val="17"/>
-        </w:rPr>
-        <w:t>College Student Management System (CSMS) — Cloud Educational ERP</w:t>
-      </w:r>
-      <w:r>
-        <w:rPr>
-          <w:rFonts w:ascii="Arial" w:hAnsi="Arial"/>
-          <w:color w:val="475569"/>
-          <w:sz w:val="16"/>
-        </w:rPr>
-        <w:t xml:space="preserve"> — Backend Data Engineer</w:t>
-      </w:r>
-    </w:p>
-    <w:p>
-      <w:pPr>
-        <w:pStyle w:val="ListBullet"/>
-        <w:spacing w:before="0" w:after="20"/>
-      </w:pPr>
-      <w:r>
-        <w:rPr>
-          <w:rFonts w:ascii="Arial" w:hAnsi="Arial"/>
-          <w:color w:val="1F2937"/>
-          <w:sz w:val="16"/>
-        </w:rPr>
-        <w:t>Engineered academic data management backend using FastAPI and PostgreSQL with composite schema constraints for student analytics.</w:t>
+        <w:t>Engineered relational data management backend using FastAPI and PostgreSQL with composite schema constraints for student records.</w:t>
       </w:r>
     </w:p>
     <w:p>
@@ -520,7 +469,7 @@
           <w:color w:val="1F2937"/>
           <w:sz w:val="16"/>
         </w:rPr>
-        <w:t>Implemented secure 4-tier RBAC and data validation with Pydantic schemas, deployed via Render Blueprint infrastructure-as-code.</w:t>
+        <w:t>Implemented secure 4-tier Role-Based Access Control and Pydantic request validation schemas; deployed via Render cloud platform.</w:t>
       </w:r>
     </w:p>
     <w:p>
@@ -535,7 +484,7 @@
           <w:color w:val="0F172A"/>
           <w:sz w:val="17"/>
         </w:rPr>
-        <w:t>DocRoute — Adaptive Document Intelligence Engine</w:t>
+        <w:t>SmartGalla — Hyperlocal Kirana Store &amp; Order Management</w:t>
       </w:r>
       <w:r>
         <w:rPr>
@@ -543,7 +492,7 @@
           <w:color w:val="475569"/>
           <w:sz w:val="16"/>
         </w:rPr>
-        <w:t xml:space="preserve"> — AI Systems Engineer · Status: Under Development</w:t>
+        <w:t xml:space="preserve"> — Backend &amp; Database Developer</w:t>
       </w:r>
     </w:p>
     <w:p>
@@ -557,7 +506,7 @@
           <w:color w:val="1F2937"/>
           <w:sz w:val="16"/>
         </w:rPr>
-        <w:t>Building adaptive document intelligence engine combining PyMuPDF native vector extraction with Tesseract OCR fallback for scanned PDFs.</w:t>
+        <w:t>Developed a hyperlocal store management and ordering web portal for local Kirana merchants using Python, HTML5, CSS3, JavaScript, and PostgreSQL.</w:t>
       </w:r>
     </w:p>
     <w:p>
@@ -571,7 +520,7 @@
           <w:color w:val="1F2937"/>
           <w:sz w:val="16"/>
         </w:rPr>
-        <w:t>Formulating heuristic quality scoring routing incoming documents based on character density, DPI resolution, and text stream integrity.</w:t>
+        <w:t>Built product catalog management, real-time inventory tracking, and customer order placement workflows with Cash on Delivery (COD) tracking.</w:t>
       </w:r>
     </w:p>
     <w:p>
@@ -585,7 +534,72 @@
           <w:color w:val="1F2937"/>
           <w:sz w:val="16"/>
         </w:rPr>
-        <w:t>Establishing benchmark harness to evaluate extraction accuracy and latency across multi-layout document datasets (Under Development).</w:t>
+        <w:t>Successfully piloted across 4–5 local Kirana grocery stores in Kanpur to validate real-world ordering before sunsetting due to hosting infrastructure costs.</w:t>
+      </w:r>
+    </w:p>
+    <w:p>
+      <w:pPr>
+        <w:keepNext/>
+        <w:spacing w:before="40" w:after="0"/>
+      </w:pPr>
+      <w:r>
+        <w:rPr>
+          <w:rFonts w:ascii="Arial" w:hAnsi="Arial"/>
+          <w:b/>
+          <w:color w:val="0F172A"/>
+          <w:sz w:val="17"/>
+        </w:rPr>
+        <w:t>DocRoute — Document Text Extraction Engine</w:t>
+      </w:r>
+      <w:r>
+        <w:rPr>
+          <w:rFonts w:ascii="Arial" w:hAnsi="Arial"/>
+          <w:color w:val="475569"/>
+          <w:sz w:val="16"/>
+        </w:rPr>
+        <w:t xml:space="preserve"> — Python Developer · Status: Under Development</w:t>
+      </w:r>
+    </w:p>
+    <w:p>
+      <w:pPr>
+        <w:pStyle w:val="ListBullet"/>
+        <w:spacing w:before="0" w:after="20"/>
+      </w:pPr>
+      <w:r>
+        <w:rPr>
+          <w:rFonts w:ascii="Arial" w:hAnsi="Arial"/>
+          <w:color w:val="1F2937"/>
+          <w:sz w:val="16"/>
+        </w:rPr>
+        <w:t>Developing a modular Python utility for extracting text from PDF documents and image files with automated fallback handling.</w:t>
+      </w:r>
+    </w:p>
+    <w:p>
+      <w:pPr>
+        <w:pStyle w:val="ListBullet"/>
+        <w:spacing w:before="0" w:after="20"/>
+      </w:pPr>
+      <w:r>
+        <w:rPr>
+          <w:rFonts w:ascii="Arial" w:hAnsi="Arial"/>
+          <w:color w:val="1F2937"/>
+          <w:sz w:val="16"/>
+        </w:rPr>
+        <w:t>Utilizes PyMuPDF for high-speed digital text extraction, automatically routing scanned or image-based pages to Tesseract OCR.</w:t>
+      </w:r>
+    </w:p>
+    <w:p>
+      <w:pPr>
+        <w:pStyle w:val="ListBullet"/>
+        <w:spacing w:before="0" w:after="20"/>
+      </w:pPr>
+      <w:r>
+        <w:rPr>
+          <w:rFonts w:ascii="Arial" w:hAnsi="Arial"/>
+          <w:color w:val="1F2937"/>
+          <w:sz w:val="16"/>
+        </w:rPr>
+        <w:t>Generates clean structured JSON output containing extracted text, page numbers, and document metadata for downstream analysis.</w:t>
       </w:r>
     </w:p>
     <w:p>
@@ -633,7 +647,7 @@
           <w:color w:val="64748B"/>
           <w:sz w:val="16"/>
         </w:rPr>
-        <w:t xml:space="preserve">    (2024 – 2027 | CGPA: 8.0 / 10 · Target SGPA: &gt;= 9.0)</w:t>
+        <w:t xml:space="preserve">    (2024 – 2027 | CGPA: 8.0 / 10)</w:t>
       </w:r>
     </w:p>
     <w:p>
@@ -664,7 +678,7 @@
           <w:color w:val="334155"/>
           <w:sz w:val="16"/>
         </w:rPr>
-        <w:t>Generative AI &amp; Data Analytics — Simplilearn (Distinction)   •   ML Internship — CodSoft (Distinction)   •   Azure Cloud — VSICS   •   National Hackathon Finalist — ECLearnix (Distinction)</w:t>
+        <w:t>Generative AI &amp; Data Analytics — Simplilearn (Distinction)   •   Machine Learning Internship — CodSoft (Distinction)   •   Cloud Computing Basics — VSICS   •   National Hackathon Finalist — ECLearnix</w:t>
       </w:r>
     </w:p>
     <w:sectPr>

--- a/exports/resumes/Sarthak_Data_AI_Resume.docx
+++ b/exports/resumes/Sarthak_Data_AI_Resume.docx
@@ -29,7 +29,7 @@
           <w:color w:val="1E3A8A"/>
           <w:sz w:val="17"/>
         </w:rPr>
-        <w:t>Data &amp; Python Developer | ML Practitioner | Tech Lead @ DevQBX</w:t>
+        <w:t>Data Engineer &amp; Python Developer | ML Practitioner | SQL &amp; Data Pipelines</w:t>
       </w:r>
     </w:p>
     <w:p>
@@ -216,7 +216,7 @@
           <w:color w:val="0F172A"/>
           <w:sz w:val="17"/>
         </w:rPr>
-        <w:t>Technical Lead &amp; Web Coordinator</w:t>
+        <w:t>Python &amp; Data Pipeline Developer</w:t>
       </w:r>
       <w:r>
         <w:rPr>
@@ -225,7 +225,7 @@
           <w:color w:val="1E3A8A"/>
           <w:sz w:val="16"/>
         </w:rPr>
-        <w:t xml:space="preserve"> · DevQBX · devqbx.in</w:t>
+        <w:t xml:space="preserve"> · Sitekraft.dev · sitekraft.dev</w:t>
       </w:r>
       <w:r>
         <w:rPr>
@@ -233,7 +233,7 @@
           <w:color w:val="64748B"/>
           <w:sz w:val="15"/>
         </w:rPr>
-        <w:t xml:space="preserve">    (07/2026 – Present | Kanpur / Remote)</w:t>
+        <w:t xml:space="preserve">    (03/2026 – Present | Remote)</w:t>
       </w:r>
     </w:p>
     <w:p>
@@ -247,7 +247,7 @@
           <w:color w:val="1F2937"/>
           <w:sz w:val="16"/>
         </w:rPr>
-        <w:t>Led web development and technical operations for a 500+ student developer community, coordinating project showcases and hackathons.</w:t>
+        <w:t>Developed high-throughput financial news ingestion pipelines and automated alert distribution for BulkBeat TV.</w:t>
       </w:r>
     </w:p>
     <w:p>
@@ -261,67 +261,7 @@
           <w:color w:val="1F2937"/>
           <w:sz w:val="16"/>
         </w:rPr>
-        <w:t>Mentored junior students on Python backend fundamentals, relational database design with SQL, and Git collaboration workflows.</w:t>
-      </w:r>
-    </w:p>
-    <w:p>
-      <w:pPr>
-        <w:keepNext/>
-        <w:spacing w:before="40" w:after="0"/>
-      </w:pPr>
-      <w:r>
-        <w:rPr>
-          <w:rFonts w:ascii="Arial" w:hAnsi="Arial"/>
-          <w:b/>
-          <w:color w:val="0F172A"/>
-          <w:sz w:val="17"/>
-        </w:rPr>
-        <w:t>Machine Learning Intern</w:t>
-      </w:r>
-      <w:r>
-        <w:rPr>
-          <w:rFonts w:ascii="Arial" w:hAnsi="Arial"/>
-          <w:b/>
-          <w:color w:val="1E3A8A"/>
-          <w:sz w:val="16"/>
-        </w:rPr>
-        <w:t xml:space="preserve"> · CodSoft</w:t>
-      </w:r>
-      <w:r>
-        <w:rPr>
-          <w:rFonts w:ascii="Arial" w:hAnsi="Arial"/>
-          <w:color w:val="64748B"/>
-          <w:sz w:val="15"/>
-        </w:rPr>
-        <w:t xml:space="preserve">    (11/2025 – 12/2025 | Remote)</w:t>
-      </w:r>
-    </w:p>
-    <w:p>
-      <w:pPr>
-        <w:pStyle w:val="ListBullet"/>
-        <w:spacing w:before="0" w:after="20"/>
-      </w:pPr>
-      <w:r>
-        <w:rPr>
-          <w:rFonts w:ascii="Arial" w:hAnsi="Arial"/>
-          <w:color w:val="1F2937"/>
-          <w:sz w:val="16"/>
-        </w:rPr>
-        <w:t>Built text classification models using Python, TF-IDF, and Logistic Regression for SMS Spam Detection.</w:t>
-      </w:r>
-    </w:p>
-    <w:p>
-      <w:pPr>
-        <w:pStyle w:val="ListBullet"/>
-        <w:spacing w:before="0" w:after="20"/>
-      </w:pPr>
-      <w:r>
-        <w:rPr>
-          <w:rFonts w:ascii="Arial" w:hAnsi="Arial"/>
-          <w:color w:val="1F2937"/>
-          <w:sz w:val="16"/>
-        </w:rPr>
-        <w:t>Implemented credit card fraud detection pipelines handling class-imbalanced datasets with Scikit-learn. Distinction.</w:t>
+        <w:t>Configured concurrent SQLite WAL logging and managed automated background ingestion tasks on Ubuntu Linux VPS.</w:t>
       </w:r>
     </w:p>
     <w:p>
@@ -668,19 +608,205 @@
         <w:t>CERTIFICATIONS &amp; HONORS</w:t>
       </w:r>
     </w:p>
-    <w:p>
-      <w:pPr>
-        <w:spacing w:before="20" w:after="0"/>
-      </w:pPr>
-      <w:r>
-        <w:rPr>
-          <w:rFonts w:ascii="Arial" w:hAnsi="Arial"/>
-          <w:color w:val="334155"/>
-          <w:sz w:val="16"/>
-        </w:rPr>
-        <w:t>Generative AI &amp; Data Analytics — Simplilearn (Distinction)   •   Machine Learning Internship — CodSoft (Distinction)   •   Cloud Computing Basics — VSICS   •   National Hackathon Finalist — ECLearnix</w:t>
-      </w:r>
-    </w:p>
+    <w:tbl>
+      <w:tblPr>
+        <w:tblW w:type="auto" w:w="0"/>
+        <w:jc w:val="left"/>
+        <w:tblLayout w:type="fixed"/>
+        <w:tblLook w:firstColumn="1" w:firstRow="1" w:lastColumn="0" w:lastRow="0" w:noHBand="0" w:noVBand="1" w:val="04A0"/>
+      </w:tblPr>
+      <w:tblGrid>
+        <w:gridCol w:w="5306"/>
+        <w:gridCol w:w="5306"/>
+      </w:tblGrid>
+      <w:tr>
+        <w:tc>
+          <w:tcPr>
+            <w:tcW w:type="dxa" w:w="5299"/>
+            <w:tcMar>
+              <w:top w:w="10" w:type="dxa"/>
+              <w:bottom w:w="10" w:type="dxa"/>
+              <w:left w:w="0" w:type="dxa"/>
+              <w:right w:w="10" w:type="dxa"/>
+            </w:tcMar>
+          </w:tcPr>
+          <w:p>
+            <w:pPr>
+              <w:spacing w:before="0" w:after="20"/>
+            </w:pPr>
+            <w:r>
+              <w:rPr>
+                <w:rFonts w:ascii="Arial" w:hAnsi="Arial"/>
+                <w:b/>
+                <w:color w:val="0F172A"/>
+                <w:sz w:val="16"/>
+              </w:rPr>
+              <w:t xml:space="preserve">• </w:t>
+            </w:r>
+            <w:r>
+              <w:rPr>
+                <w:rFonts w:ascii="Arial" w:hAnsi="Arial"/>
+                <w:color w:val="334155"/>
+                <w:sz w:val="16"/>
+              </w:rPr>
+              <w:t>Generative AI &amp; Data Analytics — Simplilearn (Distinction)</w:t>
+            </w:r>
+          </w:p>
+        </w:tc>
+        <w:tc>
+          <w:tcPr>
+            <w:tcW w:type="dxa" w:w="5299"/>
+            <w:tcMar>
+              <w:top w:w="10" w:type="dxa"/>
+              <w:bottom w:w="10" w:type="dxa"/>
+              <w:left w:w="0" w:type="dxa"/>
+              <w:right w:w="10" w:type="dxa"/>
+            </w:tcMar>
+          </w:tcPr>
+          <w:p>
+            <w:pPr>
+              <w:spacing w:before="0" w:after="20"/>
+            </w:pPr>
+            <w:r>
+              <w:rPr>
+                <w:rFonts w:ascii="Arial" w:hAnsi="Arial"/>
+                <w:b/>
+                <w:color w:val="0F172A"/>
+                <w:sz w:val="16"/>
+              </w:rPr>
+              <w:t xml:space="preserve">• </w:t>
+            </w:r>
+            <w:r>
+              <w:rPr>
+                <w:rFonts w:ascii="Arial" w:hAnsi="Arial"/>
+                <w:color w:val="334155"/>
+                <w:sz w:val="16"/>
+              </w:rPr>
+              <w:t>National Hackathon Finalist — ECLearnix (Top Finalist)</w:t>
+            </w:r>
+          </w:p>
+        </w:tc>
+      </w:tr>
+      <w:tr>
+        <w:tc>
+          <w:tcPr>
+            <w:tcW w:type="dxa" w:w="5299"/>
+            <w:tcMar>
+              <w:top w:w="10" w:type="dxa"/>
+              <w:bottom w:w="10" w:type="dxa"/>
+              <w:left w:w="0" w:type="dxa"/>
+              <w:right w:w="10" w:type="dxa"/>
+            </w:tcMar>
+          </w:tcPr>
+          <w:p>
+            <w:pPr>
+              <w:spacing w:before="0" w:after="20"/>
+            </w:pPr>
+            <w:r>
+              <w:rPr>
+                <w:rFonts w:ascii="Arial" w:hAnsi="Arial"/>
+                <w:b/>
+                <w:color w:val="0F172A"/>
+                <w:sz w:val="16"/>
+              </w:rPr>
+              <w:t xml:space="preserve">• </w:t>
+            </w:r>
+            <w:r>
+              <w:rPr>
+                <w:rFonts w:ascii="Arial" w:hAnsi="Arial"/>
+                <w:color w:val="334155"/>
+                <w:sz w:val="16"/>
+              </w:rPr>
+              <w:t>Machine Learning Internship Certification — CodSoft (Distinction)</w:t>
+            </w:r>
+          </w:p>
+        </w:tc>
+        <w:tc>
+          <w:tcPr>
+            <w:tcW w:type="dxa" w:w="5299"/>
+            <w:tcMar>
+              <w:top w:w="10" w:type="dxa"/>
+              <w:bottom w:w="10" w:type="dxa"/>
+              <w:left w:w="0" w:type="dxa"/>
+              <w:right w:w="10" w:type="dxa"/>
+            </w:tcMar>
+          </w:tcPr>
+          <w:p>
+            <w:pPr>
+              <w:spacing w:before="0" w:after="20"/>
+            </w:pPr>
+            <w:r>
+              <w:rPr>
+                <w:rFonts w:ascii="Arial" w:hAnsi="Arial"/>
+                <w:b/>
+                <w:color w:val="0F172A"/>
+                <w:sz w:val="16"/>
+              </w:rPr>
+              <w:t xml:space="preserve">• </w:t>
+            </w:r>
+            <w:r>
+              <w:rPr>
+                <w:rFonts w:ascii="Arial" w:hAnsi="Arial"/>
+                <w:color w:val="334155"/>
+                <w:sz w:val="16"/>
+              </w:rPr>
+              <w:t>Full-Stack Web Development Systems — VSICS</w:t>
+            </w:r>
+          </w:p>
+        </w:tc>
+      </w:tr>
+      <w:tr>
+        <w:tc>
+          <w:tcPr>
+            <w:tcW w:type="dxa" w:w="5299"/>
+            <w:tcMar>
+              <w:top w:w="10" w:type="dxa"/>
+              <w:bottom w:w="10" w:type="dxa"/>
+              <w:left w:w="0" w:type="dxa"/>
+              <w:right w:w="10" w:type="dxa"/>
+            </w:tcMar>
+          </w:tcPr>
+          <w:p>
+            <w:pPr>
+              <w:spacing w:before="0" w:after="20"/>
+            </w:pPr>
+            <w:r>
+              <w:rPr>
+                <w:rFonts w:ascii="Arial" w:hAnsi="Arial"/>
+                <w:b/>
+                <w:color w:val="0F172A"/>
+                <w:sz w:val="16"/>
+              </w:rPr>
+              <w:t xml:space="preserve">• </w:t>
+            </w:r>
+            <w:r>
+              <w:rPr>
+                <w:rFonts w:ascii="Arial" w:hAnsi="Arial"/>
+                <w:color w:val="334155"/>
+                <w:sz w:val="16"/>
+              </w:rPr>
+              <w:t>Cloud Computing &amp; Azure Fundamentals — VSICS</w:t>
+            </w:r>
+          </w:p>
+        </w:tc>
+        <w:tc>
+          <w:tcPr>
+            <w:tcW w:type="dxa" w:w="5299"/>
+            <w:tcMar>
+              <w:top w:w="10" w:type="dxa"/>
+              <w:bottom w:w="10" w:type="dxa"/>
+              <w:left w:w="0" w:type="dxa"/>
+              <w:right w:w="10" w:type="dxa"/>
+            </w:tcMar>
+          </w:tcPr>
+          <w:p>
+            <w:pPr>
+              <w:spacing w:before="0" w:after="20"/>
+            </w:pPr>
+          </w:p>
+        </w:tc>
+      </w:tr>
+    </w:tbl>
     <w:sectPr>
       <w:pgSz w:w="11909" w:h="16834"/>
       <w:pgMar w:top="576" w:right="648" w:bottom="576" w:left="648" w:header="720" w:footer="720" w:gutter="0"/>
